--- a/pr-preview/pr-316/index.docx
+++ b/pr-preview/pr-316/index.docx
@@ -15,10 +15,10 @@
         <w:pStyle w:val="Date"/>
       </w:pPr>
       <w:r>
-        <w:t xml:space="preserve">Last modified: 2026-10-15 13:56:10 (PDT)</w:t>
-      </w:r>
-    </w:p>
-    <w:bookmarkStart w:id="24" w:name="welcome"/>
+        <w:t xml:space="preserve">Last modified: 2026-10-15 20:42:14 (PDT)</w:t>
+      </w:r>
+    </w:p>
+    <w:bookmarkStart w:id="28" w:name="welcome"/>
     <w:p>
       <w:pPr>
         <w:pStyle w:val="Heading2"/>
@@ -122,7 +122,7 @@
         <w:t xml:space="preserve"> </w:t>
       </w:r>
       <w:r>
-        <w:t xml:space="preserve">common symbols, natural numbers, and the percent sign</w:t>
+        <w:t xml:space="preserve">common symbols</w:t>
       </w:r>
     </w:p>
     <w:p>
@@ -138,7 +138,7 @@
           <w:rPr>
             <w:rStyle w:val="Hyperlink"/>
           </w:rPr>
-          <w:t xml:space="preserve">Indicator Functions</w:t>
+          <w:t xml:space="preserve">Number Systems</w:t>
         </w:r>
       </w:hyperlink>
       <w:r>
@@ -148,13 +148,13 @@
         <w:t xml:space="preserve"> </w:t>
       </w:r>
       <w:r>
-        <w:t xml:space="preserve">set and predicate indicators, the Iverson bracket, the Kronecker delta,</w:t>
-      </w:r>
-      <w:r>
-        <w:t xml:space="preserve"> </w:t>
-      </w:r>
-      <w:r>
-        <w:t xml:space="preserve">and their algebraic properties</w:t>
+        <w:t xml:space="preserve">the integers, natural numbers, even and odd numbers,</w:t>
+      </w:r>
+      <w:r>
+        <w:t xml:space="preserve"> </w:t>
+      </w:r>
+      <w:r>
+        <w:t xml:space="preserve">and the rational, real, and irrational numbers</w:t>
       </w:r>
     </w:p>
     <w:p>
@@ -170,7 +170,7 @@
           <w:rPr>
             <w:rStyle w:val="Hyperlink"/>
           </w:rPr>
-          <w:t xml:space="preserve">Sets and Functions</w:t>
+          <w:t xml:space="preserve">Indicator Functions</w:t>
         </w:r>
       </w:hyperlink>
       <w:r>
@@ -180,25 +180,13 @@
         <w:t xml:space="preserve"> </w:t>
       </w:r>
       <w:r>
-        <w:t xml:space="preserve">sets, subsets and supersets, the empty set,</w:t>
-      </w:r>
-      <w:r>
-        <w:t xml:space="preserve"> </w:t>
-      </w:r>
-      <w:r>
-        <w:t xml:space="preserve">unions, intersections, and set differences, countable sets,</w:t>
-      </w:r>
-      <w:r>
-        <w:t xml:space="preserve"> </w:t>
-      </w:r>
-      <w:r>
-        <w:t xml:space="preserve">functions with their domains, codomains, and images,</w:t>
-      </w:r>
-      <w:r>
-        <w:t xml:space="preserve"> </w:t>
-      </w:r>
-      <w:r>
-        <w:t xml:space="preserve">and the extended non-negative real numbers</w:t>
+        <w:t xml:space="preserve">set and predicate indicators, the Iverson bracket, the Kronecker delta,</w:t>
+      </w:r>
+      <w:r>
+        <w:t xml:space="preserve"> </w:t>
+      </w:r>
+      <w:r>
+        <w:t xml:space="preserve">and their algebraic properties</w:t>
       </w:r>
     </w:p>
     <w:p>
@@ -214,7 +202,27 @@
           <w:rPr>
             <w:rStyle w:val="Hyperlink"/>
           </w:rPr>
-          <w:t xml:space="preserve">Algebra</w:t>
+          <w:t xml:space="preserve">Sets and Functions</w:t>
+        </w:r>
+      </w:hyperlink>
+      <w:r>
+        <w:t xml:space="preserve">, on three pages:</w:t>
+      </w:r>
+    </w:p>
+    <w:p>
+      <w:pPr>
+        <w:pStyle w:val="Compact"/>
+        <w:numPr>
+          <w:ilvl w:val="1"/>
+          <w:numId w:val="1002"/>
+        </w:numPr>
+      </w:pPr>
+      <w:hyperlink r:id="rId13">
+        <w:r>
+          <w:rPr>
+            <w:rStyle w:val="Hyperlink"/>
+          </w:rPr>
+          <w:t xml:space="preserve">Sets</w:t>
         </w:r>
       </w:hyperlink>
       <w:r>
@@ -224,27 +232,71 @@
         <w:t xml:space="preserve"> </w:t>
       </w:r>
       <w:r>
-        <w:t xml:space="preserve">equalities and</w:t>
-      </w:r>
-      <w:r>
-        <w:t xml:space="preserve"> </w:t>
-      </w:r>
-      <w:hyperlink r:id="rId13">
-        <w:r>
-          <w:rPr>
-            <w:rStyle w:val="Hyperlink"/>
-          </w:rPr>
-          <w:t xml:space="preserve">inequalities</w:t>
-        </w:r>
-      </w:hyperlink>
-      <w:r>
-        <w:t xml:space="preserve">, infimum and supremum,</w:t>
-      </w:r>
-      <w:r>
-        <w:t xml:space="preserve"> </w:t>
-      </w:r>
-      <w:r>
-        <w:t xml:space="preserve">sums, products, quotients, exponentials and logarithms</w:t>
+        <w:t xml:space="preserve">sets, subsets and supersets, the empty set,</w:t>
+      </w:r>
+      <w:r>
+        <w:t xml:space="preserve"> </w:t>
+      </w:r>
+      <w:r>
+        <w:t xml:space="preserve">unions, intersections, and set differences,</w:t>
+      </w:r>
+      <w:r>
+        <w:t xml:space="preserve"> </w:t>
+      </w:r>
+      <w:r>
+        <w:t xml:space="preserve">and the extended non-negative real numbers</w:t>
+      </w:r>
+    </w:p>
+    <w:p>
+      <w:pPr>
+        <w:pStyle w:val="Compact"/>
+        <w:numPr>
+          <w:ilvl w:val="1"/>
+          <w:numId w:val="1002"/>
+        </w:numPr>
+      </w:pPr>
+      <w:hyperlink r:id="rId14">
+        <w:r>
+          <w:rPr>
+            <w:rStyle w:val="Hyperlink"/>
+          </w:rPr>
+          <w:t xml:space="preserve">Functions</w:t>
+        </w:r>
+      </w:hyperlink>
+      <w:r>
+        <w:t xml:space="preserve">:</w:t>
+      </w:r>
+      <w:r>
+        <w:t xml:space="preserve"> </w:t>
+      </w:r>
+      <w:r>
+        <w:t xml:space="preserve">functions with their domains, codomains, and images, sequences, and countable sets</w:t>
+      </w:r>
+    </w:p>
+    <w:p>
+      <w:pPr>
+        <w:pStyle w:val="Compact"/>
+        <w:numPr>
+          <w:ilvl w:val="1"/>
+          <w:numId w:val="1002"/>
+        </w:numPr>
+      </w:pPr>
+      <w:hyperlink r:id="rId15">
+        <w:r>
+          <w:rPr>
+            <w:rStyle w:val="Hyperlink"/>
+          </w:rPr>
+          <w:t xml:space="preserve">Expressions and Algorithms</w:t>
+        </w:r>
+      </w:hyperlink>
+      <w:r>
+        <w:t xml:space="preserve">:</w:t>
+      </w:r>
+      <w:r>
+        <w:t xml:space="preserve"> </w:t>
+      </w:r>
+      <w:r>
+        <w:t xml:space="preserve">expressions, parse trees, and algorithms</w:t>
       </w:r>
     </w:p>
     <w:p>
@@ -255,7 +307,53 @@
           <w:numId w:val="1001"/>
         </w:numPr>
       </w:pPr>
-      <w:hyperlink r:id="rId14">
+      <w:hyperlink r:id="rId16">
+        <w:r>
+          <w:rPr>
+            <w:rStyle w:val="Hyperlink"/>
+          </w:rPr>
+          <w:t xml:space="preserve">Algebra</w:t>
+        </w:r>
+      </w:hyperlink>
+      <w:r>
+        <w:t xml:space="preserve">:</w:t>
+      </w:r>
+      <w:r>
+        <w:t xml:space="preserve"> </w:t>
+      </w:r>
+      <w:r>
+        <w:t xml:space="preserve">equalities and</w:t>
+      </w:r>
+      <w:r>
+        <w:t xml:space="preserve"> </w:t>
+      </w:r>
+      <w:hyperlink r:id="rId17">
+        <w:r>
+          <w:rPr>
+            <w:rStyle w:val="Hyperlink"/>
+          </w:rPr>
+          <w:t xml:space="preserve">inequalities</w:t>
+        </w:r>
+      </w:hyperlink>
+      <w:r>
+        <w:t xml:space="preserve">, infimum and supremum,</w:t>
+      </w:r>
+      <w:r>
+        <w:t xml:space="preserve"> </w:t>
+      </w:r>
+      <w:r>
+        <w:t xml:space="preserve">percent, sums, products, quotients, limits of sums, notational shorthands, exponentials and logarithms</w:t>
+      </w:r>
+    </w:p>
+    <w:p>
+      <w:pPr>
+        <w:pStyle w:val="Compact"/>
+        <w:numPr>
+          <w:ilvl w:val="0"/>
+          <w:numId w:val="1001"/>
+        </w:numPr>
+      </w:pPr>
+      <w:hyperlink r:id="rId18">
         <w:r>
           <w:rPr>
             <w:rStyle w:val="Hyperlink"/>
@@ -292,7 +390,7 @@
           <w:numId w:val="1001"/>
         </w:numPr>
       </w:pPr>
-      <w:hyperlink r:id="rId15">
+      <w:hyperlink r:id="rId19">
         <w:r>
           <w:rPr>
             <w:rStyle w:val="Hyperlink"/>
@@ -318,7 +416,7 @@
       <w:r>
         <w:t xml:space="preserve"> </w:t>
       </w:r>
-      <w:hyperlink r:id="rId16">
+      <w:hyperlink r:id="rId20">
         <w:r>
           <w:rPr>
             <w:rStyle w:val="Hyperlink"/>
@@ -332,7 +430,7 @@
       <w:r>
         <w:t xml:space="preserve"> </w:t>
       </w:r>
-      <w:hyperlink r:id="rId17">
+      <w:hyperlink r:id="rId21">
         <w:r>
           <w:rPr>
             <w:rStyle w:val="Hyperlink"/>
@@ -352,7 +450,7 @@
       <w:r>
         <w:t xml:space="preserve"> </w:t>
       </w:r>
-      <w:hyperlink r:id="rId18">
+      <w:hyperlink r:id="rId22">
         <w:r>
           <w:rPr>
             <w:rStyle w:val="Hyperlink"/>
@@ -381,7 +479,7 @@
           <w:numId w:val="1001"/>
         </w:numPr>
       </w:pPr>
-      <w:hyperlink r:id="rId19">
+      <w:hyperlink r:id="rId23">
         <w:r>
           <w:rPr>
             <w:rStyle w:val="Hyperlink"/>
@@ -419,7 +517,7 @@
           <w:numId w:val="1001"/>
         </w:numPr>
       </w:pPr>
-      <w:hyperlink r:id="rId20">
+      <w:hyperlink r:id="rId24">
         <w:r>
           <w:rPr>
             <w:rStyle w:val="Hyperlink"/>
@@ -451,7 +549,7 @@
           <w:numId w:val="1001"/>
         </w:numPr>
       </w:pPr>
-      <w:hyperlink r:id="rId21">
+      <w:hyperlink r:id="rId25">
         <w:r>
           <w:rPr>
             <w:rStyle w:val="Hyperlink"/>
@@ -483,7 +581,7 @@
           <w:numId w:val="1001"/>
         </w:numPr>
       </w:pPr>
-      <w:hyperlink r:id="rId22">
+      <w:hyperlink r:id="rId26">
         <w:r>
           <w:rPr>
             <w:rStyle w:val="Hyperlink"/>
@@ -503,7 +601,7 @@
       <w:r>
         <w:t xml:space="preserve"> </w:t>
       </w:r>
-      <w:hyperlink r:id="rId23">
+      <w:hyperlink r:id="rId27">
         <w:r>
           <w:rPr>
             <w:rStyle w:val="Hyperlink"/>
@@ -512,8 +610,8 @@
         </w:r>
       </w:hyperlink>
     </w:p>
-    <w:bookmarkEnd w:id="24"/>
-    <w:bookmarkStart w:id="34" w:name="further-reading"/>
+    <w:bookmarkEnd w:id="28"/>
+    <w:bookmarkStart w:id="38" w:name="further-reading"/>
     <w:p>
       <w:pPr>
         <w:pStyle w:val="Heading2"/>
@@ -534,10 +632,10 @@
       <w:pPr>
         <w:numPr>
           <w:ilvl w:val="0"/>
-          <w:numId w:val="1002"/>
+          <w:numId w:val="1003"/>
         </w:numPr>
       </w:pPr>
-      <w:hyperlink r:id="rId25">
+      <w:hyperlink r:id="rId29">
         <w:r>
           <w:rPr>
             <w:rStyle w:val="Hyperlink"/>
@@ -610,10 +708,10 @@
       <w:pPr>
         <w:numPr>
           <w:ilvl w:val="0"/>
-          <w:numId w:val="1002"/>
+          <w:numId w:val="1003"/>
         </w:numPr>
       </w:pPr>
-      <w:hyperlink r:id="rId26">
+      <w:hyperlink r:id="rId30">
         <w:r>
           <w:rPr>
             <w:rStyle w:val="Hyperlink"/>
@@ -642,7 +740,7 @@
       <w:r>
         <w:t xml:space="preserve"> </w:t>
       </w:r>
-      <w:hyperlink r:id="rId27">
+      <w:hyperlink r:id="rId31">
         <w:r>
           <w:rPr>
             <w:rStyle w:val="Hyperlink"/>
@@ -668,7 +766,7 @@
       <w:r>
         <w:t xml:space="preserve"> </w:t>
       </w:r>
-      <w:hyperlink r:id="rId28">
+      <w:hyperlink r:id="rId32">
         <w:r>
           <w:rPr>
             <w:rStyle w:val="Hyperlink"/>
@@ -703,7 +801,7 @@
       <w:r>
         <w:t xml:space="preserve"> </w:t>
       </w:r>
-      <w:hyperlink r:id="rId19">
+      <w:hyperlink r:id="rId23">
         <w:r>
           <w:rPr>
             <w:rStyle w:val="Hyperlink"/>
@@ -720,7 +818,7 @@
       <w:r>
         <w:t xml:space="preserve"> </w:t>
       </w:r>
-      <w:hyperlink r:id="rId20">
+      <w:hyperlink r:id="rId24">
         <w:r>
           <w:rPr>
             <w:rStyle w:val="Hyperlink"/>
@@ -739,10 +837,10 @@
       <w:pPr>
         <w:numPr>
           <w:ilvl w:val="0"/>
-          <w:numId w:val="1002"/>
+          <w:numId w:val="1003"/>
         </w:numPr>
       </w:pPr>
-      <w:hyperlink r:id="rId29">
+      <w:hyperlink r:id="rId33">
         <w:r>
           <w:rPr>
             <w:rStyle w:val="Hyperlink"/>
@@ -777,7 +875,7 @@
       <w:r>
         <w:t xml:space="preserve"> </w:t>
       </w:r>
-      <w:hyperlink r:id="rId15">
+      <w:hyperlink r:id="rId19">
         <w:r>
           <w:rPr>
             <w:rStyle w:val="Hyperlink"/>
@@ -794,7 +892,7 @@
       <w:r>
         <w:t xml:space="preserve"> </w:t>
       </w:r>
-      <w:hyperlink r:id="rId20">
+      <w:hyperlink r:id="rId24">
         <w:r>
           <w:rPr>
             <w:rStyle w:val="Hyperlink"/>
@@ -819,10 +917,10 @@
       <w:pPr>
         <w:numPr>
           <w:ilvl w:val="0"/>
-          <w:numId w:val="1002"/>
+          <w:numId w:val="1003"/>
         </w:numPr>
       </w:pPr>
-      <w:hyperlink r:id="rId30">
+      <w:hyperlink r:id="rId34">
         <w:r>
           <w:rPr>
             <w:rStyle w:val="Hyperlink"/>
@@ -848,10 +946,10 @@
         <w:pStyle w:val="Compact"/>
         <w:numPr>
           <w:ilvl w:val="1"/>
-          <w:numId w:val="1003"/>
+          <w:numId w:val="1004"/>
         </w:numPr>
       </w:pPr>
-      <w:hyperlink r:id="rId31">
+      <w:hyperlink r:id="rId35">
         <w:r>
           <w:rPr>
             <w:rStyle w:val="Hyperlink"/>
@@ -868,7 +966,7 @@
       <w:r>
         <w:t xml:space="preserve"> </w:t>
       </w:r>
-      <w:hyperlink r:id="rId19">
+      <w:hyperlink r:id="rId23">
         <w:r>
           <w:rPr>
             <w:rStyle w:val="Hyperlink"/>
@@ -888,10 +986,10 @@
         <w:pStyle w:val="Compact"/>
         <w:numPr>
           <w:ilvl w:val="1"/>
-          <w:numId w:val="1003"/>
+          <w:numId w:val="1004"/>
         </w:numPr>
       </w:pPr>
-      <w:hyperlink r:id="rId32">
+      <w:hyperlink r:id="rId36">
         <w:r>
           <w:rPr>
             <w:rStyle w:val="Hyperlink"/>
@@ -908,7 +1006,7 @@
       <w:r>
         <w:t xml:space="preserve"> </w:t>
       </w:r>
-      <w:hyperlink r:id="rId15">
+      <w:hyperlink r:id="rId19">
         <w:r>
           <w:rPr>
             <w:rStyle w:val="Hyperlink"/>
@@ -928,10 +1026,10 @@
         <w:pStyle w:val="Compact"/>
         <w:numPr>
           <w:ilvl w:val="1"/>
-          <w:numId w:val="1003"/>
+          <w:numId w:val="1004"/>
         </w:numPr>
       </w:pPr>
-      <w:hyperlink r:id="rId33">
+      <w:hyperlink r:id="rId37">
         <w:r>
           <w:rPr>
             <w:rStyle w:val="Hyperlink"/>
@@ -948,7 +1046,7 @@
       <w:r>
         <w:t xml:space="preserve"> </w:t>
       </w:r>
-      <w:hyperlink r:id="rId20">
+      <w:hyperlink r:id="rId24">
         <w:r>
           <w:rPr>
             <w:rStyle w:val="Hyperlink"/>
@@ -965,7 +1063,7 @@
       <w:r>
         <w:t xml:space="preserve"> </w:t>
       </w:r>
-      <w:hyperlink r:id="rId21">
+      <w:hyperlink r:id="rId25">
         <w:r>
           <w:rPr>
             <w:rStyle w:val="Hyperlink"/>
@@ -980,8 +1078,8 @@
         <w:t xml:space="preserve">pages.</w:t>
       </w:r>
     </w:p>
-    <w:bookmarkEnd w:id="34"/>
-    <w:bookmarkStart w:id="35" w:name="using-these-notes-in-another-site"/>
+    <w:bookmarkEnd w:id="38"/>
+    <w:bookmarkStart w:id="39" w:name="using-these-notes-in-another-site"/>
     <w:p>
       <w:pPr>
         <w:pStyle w:val="Heading2"/>
@@ -1175,6 +1273,38 @@
                 <w:rPr>
                   <w:rStyle w:val="Hyperlink"/>
                 </w:rPr>
+                <w:t xml:space="preserve">Number Systems</w:t>
+              </w:r>
+            </w:hyperlink>
+          </w:p>
+        </w:tc>
+        <w:tc>
+          <w:tcPr/>
+          <w:p>
+            <w:pPr>
+              <w:pStyle w:val="Compact"/>
+            </w:pPr>
+            <w:r>
+              <w:rPr>
+                <w:rStyle w:val="VerbatimChar"/>
+              </w:rPr>
+              <w:t xml:space="preserve">mds/_number-systems.qmd</w:t>
+            </w:r>
+          </w:p>
+        </w:tc>
+      </w:tr>
+      <w:tr>
+        <w:tc>
+          <w:tcPr/>
+          <w:p>
+            <w:pPr>
+              <w:pStyle w:val="Compact"/>
+            </w:pPr>
+            <w:hyperlink r:id="rId11">
+              <w:r>
+                <w:rPr>
+                  <w:rStyle w:val="Hyperlink"/>
+                </w:rPr>
                 <w:t xml:space="preserve">Indicator Functions</w:t>
               </w:r>
             </w:hyperlink>
@@ -1202,12 +1332,12 @@
             <w:pPr>
               <w:pStyle w:val="Compact"/>
             </w:pPr>
-            <w:hyperlink r:id="rId11">
+            <w:hyperlink r:id="rId13">
               <w:r>
                 <w:rPr>
                   <w:rStyle w:val="Hyperlink"/>
                 </w:rPr>
-                <w:t xml:space="preserve">Sets and Functions</w:t>
+                <w:t xml:space="preserve">Sets</w:t>
               </w:r>
             </w:hyperlink>
           </w:p>
@@ -1222,7 +1352,7 @@
               <w:rPr>
                 <w:rStyle w:val="VerbatimChar"/>
               </w:rPr>
-              <w:t xml:space="preserve">mds/_sets-functions.qmd</w:t>
+              <w:t xml:space="preserve">mds/_sets.qmd</w:t>
             </w:r>
           </w:p>
         </w:tc>
@@ -1234,7 +1364,71 @@
             <w:pPr>
               <w:pStyle w:val="Compact"/>
             </w:pPr>
-            <w:hyperlink r:id="rId12">
+            <w:hyperlink r:id="rId14">
+              <w:r>
+                <w:rPr>
+                  <w:rStyle w:val="Hyperlink"/>
+                </w:rPr>
+                <w:t xml:space="preserve">Functions</w:t>
+              </w:r>
+            </w:hyperlink>
+          </w:p>
+        </w:tc>
+        <w:tc>
+          <w:tcPr/>
+          <w:p>
+            <w:pPr>
+              <w:pStyle w:val="Compact"/>
+            </w:pPr>
+            <w:r>
+              <w:rPr>
+                <w:rStyle w:val="VerbatimChar"/>
+              </w:rPr>
+              <w:t xml:space="preserve">mds/_functions.qmd</w:t>
+            </w:r>
+          </w:p>
+        </w:tc>
+      </w:tr>
+      <w:tr>
+        <w:tc>
+          <w:tcPr/>
+          <w:p>
+            <w:pPr>
+              <w:pStyle w:val="Compact"/>
+            </w:pPr>
+            <w:hyperlink r:id="rId15">
+              <w:r>
+                <w:rPr>
+                  <w:rStyle w:val="Hyperlink"/>
+                </w:rPr>
+                <w:t xml:space="preserve">Expressions and Algorithms</w:t>
+              </w:r>
+            </w:hyperlink>
+          </w:p>
+        </w:tc>
+        <w:tc>
+          <w:tcPr/>
+          <w:p>
+            <w:pPr>
+              <w:pStyle w:val="Compact"/>
+            </w:pPr>
+            <w:r>
+              <w:rPr>
+                <w:rStyle w:val="VerbatimChar"/>
+              </w:rPr>
+              <w:t xml:space="preserve">mds/_expressions-algorithms.qmd</w:t>
+            </w:r>
+          </w:p>
+        </w:tc>
+      </w:tr>
+      <w:tr>
+        <w:tc>
+          <w:tcPr/>
+          <w:p>
+            <w:pPr>
+              <w:pStyle w:val="Compact"/>
+            </w:pPr>
+            <w:hyperlink r:id="rId16">
               <w:r>
                 <w:rPr>
                   <w:rStyle w:val="Hyperlink"/>
@@ -1266,7 +1460,7 @@
             <w:pPr>
               <w:pStyle w:val="Compact"/>
             </w:pPr>
-            <w:hyperlink r:id="rId14">
+            <w:hyperlink r:id="rId18">
               <w:r>
                 <w:rPr>
                   <w:rStyle w:val="Hyperlink"/>
@@ -1298,7 +1492,7 @@
             <w:pPr>
               <w:pStyle w:val="Compact"/>
             </w:pPr>
-            <w:hyperlink r:id="rId15">
+            <w:hyperlink r:id="rId19">
               <w:r>
                 <w:rPr>
                   <w:rStyle w:val="Hyperlink"/>
@@ -1354,7 +1548,7 @@
             <w:pPr>
               <w:pStyle w:val="Compact"/>
             </w:pPr>
-            <w:hyperlink r:id="rId19">
+            <w:hyperlink r:id="rId23">
               <w:r>
                 <w:rPr>
                   <w:rStyle w:val="Hyperlink"/>
@@ -1386,7 +1580,7 @@
             <w:pPr>
               <w:pStyle w:val="Compact"/>
             </w:pPr>
-            <w:hyperlink r:id="rId20">
+            <w:hyperlink r:id="rId24">
               <w:r>
                 <w:rPr>
                   <w:rStyle w:val="Hyperlink"/>
@@ -1418,7 +1612,7 @@
             <w:pPr>
               <w:pStyle w:val="Compact"/>
             </w:pPr>
-            <w:hyperlink r:id="rId21">
+            <w:hyperlink r:id="rId25">
               <w:r>
                 <w:rPr>
                   <w:rStyle w:val="Hyperlink"/>
@@ -1450,7 +1644,7 @@
             <w:pPr>
               <w:pStyle w:val="Compact"/>
             </w:pPr>
-            <w:hyperlink r:id="rId22">
+            <w:hyperlink r:id="rId26">
               <w:r>
                 <w:rPr>
                   <w:rStyle w:val="Hyperlink"/>
@@ -1496,7 +1690,7 @@
         <w:rPr>
           <w:rStyle w:val="VerbatimChar"/>
         </w:rPr>
-        <w:t xml:space="preserve">_indicator-functions.qmd</w:t>
+        <w:t xml:space="preserve">_number-systems.qmd</w:t>
       </w:r>
       <w:r>
         <w:t xml:space="preserve">,</w:t>
@@ -1508,7 +1702,43 @@
         <w:rPr>
           <w:rStyle w:val="VerbatimChar"/>
         </w:rPr>
-        <w:t xml:space="preserve">_sets-functions.qmd</w:t>
+        <w:t xml:space="preserve">_indicator-functions.qmd</w:t>
+      </w:r>
+      <w:r>
+        <w:t xml:space="preserve">,</w:t>
+      </w:r>
+      <w:r>
+        <w:t xml:space="preserve"> </w:t>
+      </w:r>
+      <w:r>
+        <w:rPr>
+          <w:rStyle w:val="VerbatimChar"/>
+        </w:rPr>
+        <w:t xml:space="preserve">_sets.qmd</w:t>
+      </w:r>
+      <w:r>
+        <w:t xml:space="preserve">,</w:t>
+      </w:r>
+      <w:r>
+        <w:t xml:space="preserve"> </w:t>
+      </w:r>
+      <w:r>
+        <w:rPr>
+          <w:rStyle w:val="VerbatimChar"/>
+        </w:rPr>
+        <w:t xml:space="preserve">_functions.qmd</w:t>
+      </w:r>
+      <w:r>
+        <w:t xml:space="preserve">,</w:t>
+      </w:r>
+      <w:r>
+        <w:t xml:space="preserve"> </w:t>
+      </w:r>
+      <w:r>
+        <w:rPr>
+          <w:rStyle w:val="VerbatimChar"/>
+        </w:rPr>
+        <w:t xml:space="preserve">_expressions-algorithms.qmd</w:t>
       </w:r>
       <w:r>
         <w:t xml:space="preserve">,</w:t>
@@ -1648,8 +1878,8 @@
         <w:t xml:space="preserve">.</w:t>
       </w:r>
     </w:p>
-    <w:bookmarkEnd w:id="35"/>
-    <w:bookmarkStart w:id="39" w:name="references"/>
+    <w:bookmarkEnd w:id="39"/>
+    <w:bookmarkStart w:id="43" w:name="references"/>
     <w:p>
       <w:pPr>
         <w:pStyle w:val="Heading2"/>
@@ -1658,8 +1888,8 @@
         <w:t xml:space="preserve">References</w:t>
       </w:r>
     </w:p>
-    <w:bookmarkStart w:id="38" w:name="refs"/>
-    <w:bookmarkStart w:id="37" w:name="ref-cheng2025math"/>
+    <w:bookmarkStart w:id="42" w:name="refs"/>
+    <w:bookmarkStart w:id="41" w:name="ref-cheng2025math"/>
     <w:p>
       <w:pPr>
         <w:pStyle w:val="Bibliography"/>
@@ -1701,7 +1931,7 @@
       <w:r>
         <w:t xml:space="preserve"> </w:t>
       </w:r>
-      <w:hyperlink r:id="rId36">
+      <w:hyperlink r:id="rId40">
         <w:r>
           <w:rPr>
             <w:rStyle w:val="Hyperlink"/>
@@ -1713,9 +1943,9 @@
         <w:t xml:space="preserve">.</w:t>
       </w:r>
     </w:p>
-    <w:bookmarkEnd w:id="37"/>
-    <w:bookmarkEnd w:id="38"/>
-    <w:bookmarkEnd w:id="39"/>
+    <w:bookmarkEnd w:id="41"/>
+    <w:bookmarkEnd w:id="42"/>
+    <w:bookmarkEnd w:id="43"/>
     <w:sectPr>
       <w:footnotePr>
         <w:numRestart w:val="eachSect"/>
@@ -1939,6 +2169,9 @@
     <w:abstractNumId w:val="991"/>
   </w:num>
   <w:num w:numId="1003">
+    <w:abstractNumId w:val="991"/>
+  </w:num>
+  <w:num w:numId="1004">
     <w:abstractNumId w:val="991"/>
   </w:num>
 </w:numbering>
